--- a/example_articles/states/West Virginia/4.states_West Virginia_Other_publisher.docx
+++ b/example_articles/states/West Virginia/4.states_West Virginia_Other_publisher.docx
@@ -27,17 +27,17 @@
     </w:p>
     <w:p>
       <w:r>
-        <w:t>Source File: Other publishers/Files (500) (24).DOCX</w:t>
+        <w:t>Source file: Other publishers/Files (500) (24).DOCX</w:t>
       </w:r>
     </w:p>
     <w:p>
       <w:r>
-        <w:t>Raw locations result: ['West Virginia']</w:t>
+        <w:t>Raw locations result, 'locations': ['West Virginia']</w:t>
       </w:r>
     </w:p>
     <w:p>
       <w:r>
-        <w:t>states_stand_flat (Standardized): West Virginia</w:t>
+        <w:t>Standardized locations result, 'states_stand_flat': West Virginia</w:t>
       </w:r>
     </w:p>
     <w:p>

--- a/example_articles/states/West Virginia/4.states_West Virginia_Other_publisher.docx
+++ b/example_articles/states/West Virginia/4.states_West Virginia_Other_publisher.docx
@@ -7,7 +7,7 @@
         <w:pStyle w:val="Heading1"/>
       </w:pPr>
       <w:r>
-        <w:t>Off-Broadway productions give holidays an edge 'Pride's Crossing' founders, ambitious 'Mojo' rocks and 'Clue: The Musical' is a puzzlement</w:t>
+        <w:t>Gates offers a winner</w:t>
       </w:r>
     </w:p>
     <w:p>
@@ -17,12 +17,12 @@
     </w:p>
     <w:p>
       <w:r>
-        <w:t>Date: 1997-12-11</w:t>
+        <w:t>Date: 1994-05-15</w:t>
       </w:r>
     </w:p>
     <w:p>
       <w:r>
-        <w:t>Section: LIFE;; STAGE REVIEWS</w:t>
+        <w:t>Section: Entertainment; Dave Wood; Pg. 15F</w:t>
       </w:r>
     </w:p>
     <w:p>
@@ -49,159 +49,19 @@
     </w:p>
     <w:p>
       <w:r>
-        <w:t>NEW YORK -- The season has shoppers and sightseers pouring into</w:t>
+        <w:t>You say you liked Garrison Keillor's "Lake Wobegon Days"? Or, if not that bestselling novel, how about his cunningly inventive short stories about our little upper midwestern enclave where all the women are strong, the men are good-looking and the children are above average?  Of course you do!</w:t>
         <w:br/>
-        <w:t>New York, and the theater world is going into overdrive trying</w:t>
+        <w:t xml:space="preserve"> So how about a story dealing with another such enclave - and this one factual?  The story to which I refer is Colored People (Knopf, 216 pages, $ 22), a memoir by Henry Louis Gates Jr., who will be signing books at 9:30 p.m. Friday at the Hungry Mind, 1648 Grand Av., St. Paul.</w:t>
         <w:br/>
-        <w:t>to capture their attention.</w:t>
+        <w:t xml:space="preserve"> Keillor and Gates have lots in common.  They're both middle-aged, both grew up sort of rural and both are great storytellers.  Keillor is a media celebrity. Gates is the W.E.B. Du Bois Professor of the Humanities, professor of English and chairman of Afro-American Studies at Harvard University. The author of many books, he is the first black American to receive a Ph.D from Cambridge. And now he's written about growing up in a black working-class family in the factory town of Piedmont, W.Va., at a time when black-white relations had come to an important crossroads.  It's a story full of warmth, humor, humanity - and not a little portion of bitterness. More resemblance to Keillor.</w:t>
         <w:br/>
-        <w:t>But the offerings aren't necessarily warm-fuzzy variations on</w:t>
+        <w:t>"Skippy" Gates, born precocious in 1950, is his mother Pauline's favorite kid.  His father, who works at the telephone company, has his doubts, but seems always willing to grant the benefit of them.  See, mom and dad come from different types of families. Hers is serious, hard-working and temperate.  Papa's family is laid back, better-educated and cynical, with a great sense of narrative and humor.  Gates does well telling of the inevitable understated clashes between families, which adds tension to his story of successes and his battle to come up from Piedmont.</w:t>
         <w:br/>
-        <w:t>It's a Wonderful Life: Off-Broadway producers know that</w:t>
+        <w:t xml:space="preserve"> Piedmont, which is in the middle of integration as the story gets underway, has as many wonderful stories as Lake Wobegon - stories religious, sexual, cultural. Professor Gates is at his best when he tells these stories in the vernacular of his forebears, which might be offensive to some readers until they get to the brunt of the book, which deals with that era in our history when "colored" people become "black" people, when the comfortable cocoon of post-slavery servitude gets torn up and causes all manner of problems in towns like Piedmont.  To Gates' maternal relatives, for instance, "integration was experienced as a loss.  The warmth and nurturance of the womblike colored world was slowly and inevitably disappearing. . . . Within our family integration anxiety played itself out broadly in terms of generations. . . .  my brother and I probably did have too much mouth. . . [but] much to the chagrin of [her] Coleman clan, [my mother] always took our side."</w:t>
         <w:br/>
-        <w:t>some people would rather spend the holidays in a coal mine than</w:t>
+        <w:t xml:space="preserve"> What a luminous mother Pauline Coleman Gates was!  Her presence shines through this book from its earliest pages, as when her famous son recounts her wondrous and unselfish character, then admits how much she detests whites and how she says they smell like dogs when dogs are wet. That leads to experiments at Piedmont's newly integrated swimming pool, when Skippy, crazy about the beauteous white girl Linda Hoffman, sneaks up behind her, nostrils flared, trying to get a whiff of her dog smell.  Linda catches the future Harvard professor, who tries to lie his way out of it to no avail.</w:t>
         <w:br/>
-        <w:t>sit through the Radio City Music Hall Christmas Spectacular. So</w:t>
-        <w:br/>
-        <w:t>off-Broadway has established its own theatrical festivities --</w:t>
-        <w:br/>
-        <w:t>some great, some awful -- that those audiences can take refuge</w:t>
-        <w:br/>
-        <w:t>in.</w:t>
-        <w:br/>
-        <w:t>There are even stars. Judith Ivey just wrapped up A Madhouse</w:t>
-        <w:br/>
-        <w:t>at Goa, a sordid Tennessee Williams knockoff written by Bent</w:t>
-        <w:br/>
-        <w:t>author Martin Sherman that was so thin its star was all but</w:t>
-        <w:br/>
-        <w:t>reduced to baying at the moon. But the Irish Repertory Theater</w:t>
-        <w:br/>
-        <w:t>has a much-loved revival of George Bernard Shaw's Major Barbara,</w:t>
-        <w:br/>
-        <w:t>a piquant, protofeminist comedy starring the captivating Melissa</w:t>
-        <w:br/>
-        <w:t>Errico (the leading lady in Broadway's High Society revival).</w:t>
-        <w:br/>
-        <w:t>Frank Langella stars in a controversial, stripped-down version</w:t>
-        <w:br/>
-        <w:t>of the durable Cyrano de Bergerac. There are also established</w:t>
-        <w:br/>
-        <w:t>off-Broadway hits, such as Mere Mortals -- six short comedies</w:t>
-        <w:br/>
-        <w:t>by All in the Timing author David Ives -- and As Bees</w:t>
-        <w:br/>
-        <w:t>in Honey Drown, an urban comedy about the ultimate con woman,</w:t>
-        <w:br/>
-        <w:t>by Douglas Carter Beane.</w:t>
-        <w:br/>
-        <w:t>More recent entries are as follows:</w:t>
-        <w:br/>
-        <w:t>-- Pride's Crossing (# # 1/2 out of four):It promises something offbeat, but this new play by Tina Howe</w:t>
-        <w:br/>
-        <w:t>at Lincoln Center about an English Channel champion swimmer needs</w:t>
-        <w:br/>
-        <w:t>serious rescuing. It gets it from Tony-winner Cherry Jones, who</w:t>
-        <w:br/>
-        <w:t>plays the 90-something swimmer looking at her life and lost love</w:t>
-        <w:br/>
-        <w:t>in a series of flashbacks.</w:t>
-        <w:br/>
-        <w:t>The author of Painting Churches, Howe delivers a painfully</w:t>
-        <w:br/>
-        <w:t>conventional play in which periodic bursts of childish energy</w:t>
-        <w:br/>
-        <w:t>serve as relief from the sort of old-lady cliches that most old</w:t>
-        <w:br/>
-        <w:t>ladies I know can't stand. Worse, the central metaphor is a croquet</w:t>
-        <w:br/>
-        <w:t>match, symbolizing a return to lost gentility with a supposedly</w:t>
-        <w:br/>
-        <w:t>cathartic moment when the players realize rules are optional.</w:t>
-        <w:br/>
-        <w:t>All male characters are either buffoons, violent drunks or ridiculously</w:t>
-        <w:br/>
-        <w:t>idealized.</w:t>
-        <w:br/>
-        <w:t>And so Jones' triumph is even more remarkable. After the fine</w:t>
-        <w:br/>
-        <w:t>gradations of restraint in her award-winning performance in The</w:t>
-        <w:br/>
-        <w:t>Heiress, Jones goes into this role full tilt, playing her</w:t>
-        <w:br/>
-        <w:t>character at a variety of ages and flashbacks without makeup or</w:t>
-        <w:br/>
-        <w:t>wigs, using only voice and posture, aided by the luminous, fluid</w:t>
-        <w:br/>
-        <w:t>production directed by Jack O'Brien. She exudes a swimmer's physicality</w:t>
-        <w:br/>
-        <w:t>in the younger scenes and has a Katharine Hepburn flintiness in</w:t>
-        <w:br/>
-        <w:t>the older ones. At every turn, you badly want her to win at whatever</w:t>
-        <w:br/>
-        <w:t>challenge is before her, which gives the play a source of heat</w:t>
-        <w:br/>
-        <w:t>that the writing lacks and occasionally helps it sputter to life.</w:t>
-        <w:br/>
-        <w:t>-- Mojo (# # #): Look out for this one.</w:t>
-        <w:br/>
-        <w:t>Volatile and uncompromising, this play at the Atlantic Theater</w:t>
-        <w:br/>
-        <w:t>Company by the promising British playwright Jez Butterworth explores</w:t>
-        <w:br/>
-        <w:t>the lowlife world of rock clubs in the 1950s: Suddenly, a bunch</w:t>
-        <w:br/>
-        <w:t>of ne'er-do-wells have a star on their hands and the competition</w:t>
-        <w:br/>
-        <w:t>that comes with it. Thus, hanging onto him becomes a life-and-death</w:t>
-        <w:br/>
-        <w:t>siege with all sorts of shifting alliances and secret motives.</w:t>
-        <w:br/>
-        <w:t>It's part of a movement in England toward ultrarealistic, working-class</w:t>
-        <w:br/>
-        <w:t>theater; in fact, there are times you can barely understand the</w:t>
-        <w:br/>
-        <w:t>dialogue thanks to the thick accents. But you still get the essence</w:t>
-        <w:br/>
-        <w:t>of the dramatic situation. Performances are as raucous, vital</w:t>
-        <w:br/>
-        <w:t>and intriguing as the writing, especially Clark Gregg as the arrogant,</w:t>
-        <w:br/>
-        <w:t>sadistic Baby. This is the theatrical counterpart to punk rock.</w:t>
-        <w:br/>
-        <w:t>-- Clue: The Musical (#): At one point,</w:t>
-        <w:br/>
-        <w:t>one of the characters in this show at the ultra-intimate Players</w:t>
-        <w:br/>
-        <w:t>Theater in Greenwich Village stomps off to play Monopoly, which</w:t>
-        <w:br/>
-        <w:t>is the one moment that makes sense. Unlike Monopoly, Clue has</w:t>
-        <w:br/>
-        <w:t>characters, but since their main identifying characteristic is</w:t>
-        <w:br/>
-        <w:t>the color of their clothes, they don't make good theater (even</w:t>
-        <w:br/>
-        <w:t>if Wysandria Woolsey turns Mrs. Peacock into Joan Collins). The</w:t>
-        <w:br/>
-        <w:t>victim tells you at the beginning that he's going to die, and</w:t>
-        <w:br/>
-        <w:t>it's just not interesting to hear the suspects bicker about rooms,</w:t>
-        <w:br/>
-        <w:t>weapons and motives. The music by Galen Blum, Wayne Barker, Vinnie</w:t>
-        <w:br/>
-        <w:t>Martucci and Tom Chiodo is valuable mostly because it offers respite</w:t>
-        <w:br/>
-        <w:t>from Peter DePietro's book, which for some reason lapses into</w:t>
-        <w:br/>
-        <w:t>doggerel verse.</w:t>
-        <w:br/>
-        <w:br/>
-        <w:t>Graphic</w:t>
-        <w:br/>
-        <w:br/>
-        <w:t xml:space="preserve"> </w:t>
-        <w:br/>
-        <w:t>PHOTO, Color, Ken Howard; PHOTO, Color, Carol Rosegg</w:t>
+        <w:t xml:space="preserve"> Gates' memories won't please everyone.  For instance, he says everyone's favorite TV show was "Amos 'n' Andy" because it had black lawyers, doctors, wise men and fools.  On the other hand, he'll undercut politically incorrect statements such as that with stuff like this: "All things considered, white and colored Piedmont got along pretty well in those years. . . . At least as long as colored people didn't try to sit down in the Cut-Rate or at the Rendezvous Bar, or eat pizza at Eddie's, or buy property, or move into the white neighborhoods, or dance with, date, or dilate upon white people.  Not to mention try to get a job in the craft unions at the paper mill.  Or have a drink at the white VFW, or join the white American Legion, or get loans at the bank, or just generally get out of line.  Other than that, colored and white got on pretty well."</w:t>
       </w:r>
     </w:p>
     <w:sectPr>

--- a/example_articles/states/West Virginia/4.states_West Virginia_Other_publisher.docx
+++ b/example_articles/states/West Virginia/4.states_West Virginia_Other_publisher.docx
@@ -7,7 +7,7 @@
         <w:pStyle w:val="Heading1"/>
       </w:pPr>
       <w:r>
-        <w:t>Gates offers a winner</w:t>
+        <w:t>ALABAMA COACH SABAN YET TO NAME STARTING QB FOR SEASON OPENER</w:t>
       </w:r>
     </w:p>
     <w:p>
@@ -17,17 +17,17 @@
     </w:p>
     <w:p>
       <w:r>
-        <w:t>Date: 1994-05-15</w:t>
+        <w:t>Date: 2014-08-26</w:t>
       </w:r>
     </w:p>
     <w:p>
       <w:r>
-        <w:t>Section: Entertainment; Dave Wood; Pg. 15F</w:t>
+        <w:t>Section: SPORTS; WEST VIRGINIA; Pg. D-2</w:t>
       </w:r>
     </w:p>
     <w:p>
       <w:r>
-        <w:t>Source file: Other publishers/Files (500) (24).DOCX</w:t>
+        <w:t>Source file: Other publishers/Files (500) (14).DOCX</w:t>
       </w:r>
     </w:p>
     <w:p>
@@ -49,19 +49,51 @@
     </w:p>
     <w:p>
       <w:r>
-        <w:t>You say you liked Garrison Keillor's "Lake Wobegon Days"? Or, if not that bestselling novel, how about his cunningly inventive short stories about our little upper midwestern enclave where all the women are strong, the men are good-looking and the children are above average?  Of course you do!</w:t>
+        <w:t>Few jobs in Tuscaloosa, Ala., are subject to such supreme levels of scrutiny as the starting quarterback of the Alabama football team. Maybe that's why Crimson Tide coach Nick Saban has yet to name his starter five days before No. 2 Alabama and West Virginia kick off the 2014 season in Atlanta.</w:t>
         <w:br/>
-        <w:t xml:space="preserve"> So how about a story dealing with another such enclave - and this one factual?  The story to which I refer is Colored People (Knopf, 216 pages, $ 22), a memoir by Henry Louis Gates Jr., who will be signing books at 9:30 p.m. Friday at the Hungry Mind, 1648 Grand Av., St. Paul.</w:t>
+        <w:t>Three-year starter AJ McCarron left the nest this spring with a championship ring and a 36-4 record to his name, and the search for his successor has been whittled down to senior Blake Sims and junior Jacob Coker.</w:t>
         <w:br/>
-        <w:t xml:space="preserve"> Keillor and Gates have lots in common.  They're both middle-aged, both grew up sort of rural and both are great storytellers.  Keillor is a media celebrity. Gates is the W.E.B. Du Bois Professor of the Humanities, professor of English and chairman of Afro-American Studies at Harvard University. The author of many books, he is the first black American to receive a Ph.D from Cambridge. And now he's written about growing up in a black working-class family in the factory town of Piedmont, W.Va., at a time when black-white relations had come to an important crossroads.  It's a story full of warmth, humor, humanity - and not a little portion of bitterness. More resemblance to Keillor.</w:t>
+        <w:t>Saban said Monday he has "no plans" to rotate the quarterbacks throughout the game but then made a quick call to his bullpen of cross-sport analogies.</w:t>
         <w:br/>
-        <w:t>"Skippy" Gates, born precocious in 1950, is his mother Pauline's favorite kid.  His father, who works at the telephone company, has his doubts, but seems always willing to grant the benefit of them.  See, mom and dad come from different types of families. Hers is serious, hard-working and temperate.  Papa's family is laid back, better-educated and cynical, with a great sense of narrative and humor.  Gates does well telling of the inevitable understated clashes between families, which adds tension to his story of successes and his battle to come up from Piedmont.</w:t>
+        <w:t>"That doesn't mean that whatever pitcher starts the game is necessarily going to pitch nine innings," Saban said. "When [Yankees manager] Joe Girardi tells [Masahiro] Tanaka he's starting a game, he's not telling him he's going to pitch nine innings. Does he tell him that, or does he just pitch until he doesn't pitch well anymore?"</w:t>
         <w:br/>
-        <w:t xml:space="preserve"> Piedmont, which is in the middle of integration as the story gets underway, has as many wonderful stories as Lake Wobegon - stories religious, sexual, cultural. Professor Gates is at his best when he tells these stories in the vernacular of his forebears, which might be offensive to some readers until they get to the brunt of the book, which deals with that era in our history when "colored" people become "black" people, when the comfortable cocoon of post-slavery servitude gets torn up and causes all manner of problems in towns like Piedmont.  To Gates' maternal relatives, for instance, "integration was experienced as a loss.  The warmth and nurturance of the womblike colored world was slowly and inevitably disappearing. . . . Within our family integration anxiety played itself out broadly in terms of generations. . . .  my brother and I probably did have too much mouth. . . [but] much to the chagrin of [her] Coleman clan, [my mother] always took our side."</w:t>
+        <w:t>Sims, the incumbent backup, is a dual-threat option who has played in 23 games at Alabama, throwing for 244 yards on 23-of-39 passing and rushing for 355 yards.</w:t>
         <w:br/>
-        <w:t xml:space="preserve"> What a luminous mother Pauline Coleman Gates was!  Her presence shines through this book from its earliest pages, as when her famous son recounts her wondrous and unselfish character, then admits how much she detests whites and how she says they smell like dogs when dogs are wet. That leads to experiments at Piedmont's newly integrated swimming pool, when Skippy, crazy about the beauteous white girl Linda Hoffman, sneaks up behind her, nostrils flared, trying to get a whiff of her dog smell.  Linda catches the future Harvard professor, who tries to lie his way out of it to no avail.</w:t>
+        <w:t>"Blake has more familiarity with the system, having been here longer," Saban said. "I think he's more comfortable doing the things we do."</w:t>
         <w:br/>
-        <w:t xml:space="preserve"> Gates' memories won't please everyone.  For instance, he says everyone's favorite TV show was "Amos 'n' Andy" because it had black lawyers, doctors, wise men and fools.  On the other hand, he'll undercut politically incorrect statements such as that with stuff like this: "All things considered, white and colored Piedmont got along pretty well in those years. . . . At least as long as colored people didn't try to sit down in the Cut-Rate or at the Rendezvous Bar, or eat pizza at Eddie's, or buy property, or move into the white neighborhoods, or dance with, date, or dilate upon white people.  Not to mention try to get a job in the craft unions at the paper mill.  Or have a drink at the white VFW, or join the white American Legion, or get loans at the bank, or just generally get out of line.  Other than that, colored and white got on pretty well."</w:t>
+        <w:t>Coker transferred to Alabama this summer after graduating from Florida State, where he was backup to Heisman Trophy winner Jameis Winston. Coker still lacks knowledge of and experience with the offense, Saban said. He started to suggest Coker's true disadvantage is his level of confidence but stopped mid-sentence.</w:t>
+        <w:br/>
+        <w:t>"It's kind of an interesting thing," Saban said. "We say players play without confidence, but to think that a guy can play with confidence when he doesn't yet have knowledge [of the system] is almost stupid. A player has to be able to develop knowledge and understanding of what he's supposed to do for him to really have confidence in doing it."</w:t>
+        <w:br/>
+        <w:t>Asked whether being without a starting quarterback for Week 1 is a worrisome indication, Saban said, "Well, I was going to look at the glass half full on that one -- you could say both guys are playing really, really well and it's hard to choose."</w:t>
+        <w:br/>
+        <w:t>Saban looks back</w:t>
+        <w:br/>
+        <w:t>At his core, Saban is a tried and true West Virginian. The son of working-class parents from Monongah, W.Va., 20 miles outside of Morgantown, Saban shared a few memories of his childhood as a diehard fan.</w:t>
+        <w:br/>
+        <w:t>West Virginia football "was the biggest thing going when I was a kid," Saban said. "Going to Mountaineer Field to watch West Virginia play was the highlight of my year. I still have great memories of home, I have great memories of the people and relationships I have at home, and I've always been a Mountaineer fan."</w:t>
+        <w:br/>
+        <w:t>Saban recalled dangling his feet over the edge of the upper deck at Stansbury Hall, peering through the railing as future NBA Hall of Famer Jerry West suited up for the Mountaineers.</w:t>
+        <w:br/>
+        <w:t>"I remember listening to my little brown transistor radio when [University of California's] Darrall Imhoff hit a jump shot to end a game in [1959] to win, 71-70, in the national championship game. You don't forget stuff like that.</w:t>
+        <w:br/>
+        <w:t>"But now I'm Alabama's coach now, so I'm an Alabama fan. We don't really have to be concerned with any of that."</w:t>
+        <w:br/>
+        <w:t>NCAA suspends Banks</w:t>
+        <w:br/>
+        <w:t>Redshirt senior cornerback Ishmael "Icky" Banks was suspended by the NCAA for three games -- the entirety of the Mountaineers' non-conference schedule -- because of "academic issues," according to coach Dana Holgorsen.</w:t>
+        <w:br/>
+        <w:t>"For the first three games, he will be suspended but able to practice," Holgorsen said on the Big 12 coaches teleconference. "He'll back for our Oklahoma game and the remainder of the Big 12 schedule after that. We're glad that he got it resolved and thank the NCAA for their ruling on that."</w:t>
+        <w:br/>
+        <w:t>Banks started all 12 games at cornerback last season, making 32 tackles and two interceptions. Holgorsen will hope to plug the hole in the secondary with senior Travis Bell and junior Terrell Chestnut.</w:t>
+        <w:br/>
+        <w:t>"We've got bodies at corner," Holgorsen said. "We've just got to see how they respond."</w:t>
+        <w:br/>
+        <w:br/>
+        <w:t>Notes</w:t>
+        <w:br/>
+        <w:br/>
+        <w:t>Stephen J. Nesbitt: snesbitt@post-gazette.com and Twitter @stephenjnesbitt. /</w:t>
       </w:r>
     </w:p>
     <w:sectPr>

--- a/example_articles/states/West Virginia/4.states_West Virginia_Other_publisher.docx
+++ b/example_articles/states/West Virginia/4.states_West Virginia_Other_publisher.docx
@@ -7,7 +7,7 @@
         <w:pStyle w:val="Heading1"/>
       </w:pPr>
       <w:r>
-        <w:t>ALABAMA COACH SABAN YET TO NAME STARTING QB FOR SEASON OPENER</w:t>
+        <w:t>INVESTMENTS SEEM AS UNPREDICTABLE AS EVER</w:t>
       </w:r>
     </w:p>
     <w:p>
@@ -17,17 +17,17 @@
     </w:p>
     <w:p>
       <w:r>
-        <w:t>Date: 2014-08-26</w:t>
+        <w:t>Date: 2013-01-10</w:t>
       </w:r>
     </w:p>
     <w:p>
       <w:r>
-        <w:t>Section: SPORTS; WEST VIRGINIA; Pg. D-2</w:t>
+        <w:t>Section: LIFESTYLE; Pg. A-2</w:t>
       </w:r>
     </w:p>
     <w:p>
       <w:r>
-        <w:t>Source file: Other publishers/Files (500) (14).DOCX</w:t>
+        <w:t>Source file: Other publishers/Files (500) (16).DOCX</w:t>
       </w:r>
     </w:p>
     <w:p>
@@ -49,51 +49,53 @@
     </w:p>
     <w:p>
       <w:r>
-        <w:t>Few jobs in Tuscaloosa, Ala., are subject to such supreme levels of scrutiny as the starting quarterback of the Alabama football team. Maybe that's why Crimson Tide coach Nick Saban has yet to name his starter five days before No. 2 Alabama and West Virginia kick off the 2014 season in Atlanta.</w:t>
+        <w:t>I've been watching my 401(k) heal and wondering if anyone understands the American economy.</w:t>
         <w:br/>
-        <w:t>Three-year starter AJ McCarron left the nest this spring with a championship ring and a 36-4 record to his name, and the search for his successor has been whittled down to senior Blake Sims and junior Jacob Coker.</w:t>
+        <w:t>I'm not saying I do. But if President Barack Obama is supposed to be the archenemy of capitalism, few on Wall Street seem to have read that memo.</w:t>
         <w:br/>
-        <w:t>Saban said Monday he has "no plans" to rotate the quarterbacks throughout the game but then made a quick call to his bullpen of cross-sport analogies.</w:t>
+        <w:t>The flip side of that, though, is that this supposed friend of the working class has had a devil of a time getting people working and keeping them on the job.</w:t>
         <w:br/>
-        <w:t>"That doesn't mean that whatever pitcher starts the game is necessarily going to pitch nine innings," Saban said. "When [Yankees manager] Joe Girardi tells [Masahiro] Tanaka he's starting a game, he's not telling him he's going to pitch nine innings. Does he tell him that, or does he just pitch until he doesn't pitch well anymore?"</w:t>
+        <w:t>The lesson here is an old one. Presidents don't deserve as much credit (or blame) for the state of the economy as they generally get. Nonetheless, the Wall Street story presents a dramatic contrast: The lean years of the George W. Bush administration have been sandwiched by four-year booms under Democratic presidents.</w:t>
         <w:br/>
-        <w:t>Sims, the incumbent backup, is a dual-threat option who has played in 23 games at Alabama, throwing for 244 yards on 23-of-39 passing and rushing for 355 yards.</w:t>
+        <w:t>I asked my friend and financial adviser, Joe Hadobas, to compare two hypothetical investors. (Mr. Hadobas had the unfortunate luck to begin watching over some of my retirement money in mid-2007, just a few months before the start of the long bear market that ended in March 2009 -- yet we're still friends.)</w:t>
         <w:br/>
-        <w:t>"Blake has more familiarity with the system, having been here longer," Saban said. "I think he's more comfortable doing the things we do."</w:t>
+        <w:t>At my request, he looked at a mythical person who invested during the last four years of President Bill Clinton's administration and the first four years of President Obama's administration. Then he compared those results to the fortunes of one who invested only during the eight years of the last Bush administration.</w:t>
         <w:br/>
-        <w:t>Coker transferred to Alabama this summer after graduating from Florida State, where he was backup to Heisman Trophy winner Jameis Winston. Coker still lacks knowledge of and experience with the offense, Saban said. He started to suggest Coker's true disadvantage is his level of confidence but stopped mid-sentence.</w:t>
+        <w:t>Each investor starts with an $9,000 investment Jan. 1 of the inaugural year and then invests an additional $1,000 on the first day of the succeeding years. (We'll use the total return for the Standard &amp; Poor's 500 stocks, including reinvested dividends.)</w:t>
         <w:br/>
-        <w:t>"It's kind of an interesting thing," Saban said. "We say players play without confidence, but to think that a guy can play with confidence when he doesn't yet have knowledge [of the system] is almost stupid. A player has to be able to develop knowledge and understanding of what he's supposed to do for him to really have confidence in doing it."</w:t>
+        <w:t>The investor in the second term of the Clinton administration -- investing Jan. 1 of 1997, 1998, 1999 and 2000 -- would have this ending value as 2001 dawned: $20,403.</w:t>
         <w:br/>
-        <w:t>Asked whether being without a starting quarterback for Week 1 is a worrisome indication, Saban said, "Well, I was going to look at the glass half full on that one -- you could say both guys are playing really, really well and it's hard to choose."</w:t>
+        <w:t>The same scenario for the eight years of Bush, from 2001 through 2008: $12,932.</w:t>
         <w:br/>
-        <w:t>Saban looks back</w:t>
+        <w:t>The same scenario for the four years of Obama, 2009 through 2102: $19,208.</w:t>
         <w:br/>
-        <w:t>At his core, Saban is a tried and true West Virginian. The son of working-class parents from Monongah, W.Va., 20 miles outside of Morgantown, Saban shared a few memories of his childhood as a diehard fan.</w:t>
+        <w:t>The difference becomes more stark in the scenario where an investor takes his haul of $20,403 from the last four Clinton years and hides it under a mattress, "vowing not to invest again until Dubya left office." By the end of 2012, that investor would have had $40,572 in his carefully interrupted eight years of investing, compared to the $12,932 under Bush.</w:t>
         <w:br/>
-        <w:t>West Virginia football "was the biggest thing going when I was a kid," Saban said. "Going to Mountaineer Field to watch West Virginia play was the highlight of my year. I still have great memories of home, I have great memories of the people and relationships I have at home, and I've always been a Mountaineer fan."</w:t>
+        <w:t>Yowzah.</w:t>
         <w:br/>
-        <w:t>Saban recalled dangling his feet over the edge of the upper deck at Stansbury Hall, peering through the railing as future NBA Hall of Famer Jerry West suited up for the Mountaineers.</w:t>
+        <w:t>That may have far more to do with business cycles than who's sitting in the Oval Office, and it could all come crashing down, but that's the stock story so far.</w:t>
         <w:br/>
-        <w:t>"I remember listening to my little brown transistor radio when [University of California's] Darrall Imhoff hit a jump shot to end a game in [1959] to win, 71-70, in the national championship game. You don't forget stuff like that.</w:t>
+        <w:t>If these past four years have been very good for retirement portfolio repair, the job market is another story. The same day Mr. Hadobas crunched these numbers, The New York Times noted that the private sector had added 725,000 jobs since 2008 -- while the public sector dropped 697,000 jobs. The net gain is a pitiful 28,000 jobs in four years -- "about the size of Weirton, W.Va., when I was a kid growing up there," Mr. Hadobas said.</w:t>
         <w:br/>
-        <w:t>"But now I'm Alabama's coach now, so I'm an Alabama fan. We don't really have to be concerned with any of that."</w:t>
+        <w:t>The good news?</w:t>
         <w:br/>
-        <w:t>NCAA suspends Banks</w:t>
+        <w:t>"One would think that the right would be overjoyed at the reduction in government jobs," he said. "A meat ax has been taken to the employment sector Republicans despise above all. Meanwhile the market has soared, cash hoards have built on balance sheets and profit margins are at all-time highs."</w:t>
         <w:br/>
-        <w:t>Redshirt senior cornerback Ishmael "Icky" Banks was suspended by the NCAA for three games -- the entirety of the Mountaineers' non-conference schedule -- because of "academic issues," according to coach Dana Holgorsen.</w:t>
+        <w:t>The nation also added 180,000 manufacturing jobs in the past year, 25,000 of them last month alone. Construction jobs also jumped more than 30,000 last month. Chalk up much of that construction to repairs in the wake of Superstorm Sandy but, overall, these are family-sustaining jobs.</w:t>
         <w:br/>
-        <w:t>"For the first three games, he will be suspended but able to practice," Holgorsen said on the Big 12 coaches teleconference. "He'll back for our Oklahoma game and the remainder of the Big 12 schedule after that. We're glad that he got it resolved and thank the NCAA for their ruling on that."</w:t>
+        <w:t>They just haven't been coming fast enough. The unemployment rate still hovers around 7.8 percent, and food stamp outlays were never higher than they were last year. The Obama era thus far has been terrific for those who can rely on investment income but not nearly so good for those living paycheck to paycheck -- not that you'd guess that from last year's presidential campaign.</w:t>
         <w:br/>
-        <w:t>Banks started all 12 games at cornerback last season, making 32 tackles and two interceptions. Holgorsen will hope to plug the hole in the secondary with senior Travis Bell and junior Terrell Chestnut.</w:t>
+        <w:t>"It's a very confusing world, and the voting patterns of the left and right seem to add to the confusion," Mr. Hadobas said.</w:t>
         <w:br/>
-        <w:t>"We've got bodies at corner," Holgorsen said. "We've just got to see how they respond."</w:t>
+        <w:t>Don't expect it to make more sense anytime soon. We got past the fiscal cliff with a plan that essentially piled on trillions more in debt in the coming decade -- and Wall Street loved it. Uncle Sam has gone on a spending spree with the credit card for most of the past 30 years -- yet interest rates remain at historic lows. Those low rates have encouraged more speculation in stocks. Who can blame anyone for being confused?</w:t>
+        <w:br/>
+        <w:t>The only sure thing is that a reckoning will come sooner or later, but it's already later than most would have guessed.</w:t>
         <w:br/>
         <w:br/>
         <w:t>Notes</w:t>
         <w:br/>
         <w:br/>
-        <w:t>Stephen J. Nesbitt: snesbitt@post-gazette.com and Twitter @stephenjnesbitt. /</w:t>
+        <w:t>Brian O'Neill: boneill@post-gazette.com or 412-263-1947./</w:t>
       </w:r>
     </w:p>
     <w:sectPr>
